--- a/final_paper_D (1).docx
+++ b/final_paper_D (1).docx
@@ -362,7 +362,39 @@
           <w:szCs w:val="24"/>
           <w:lang w:eastAsia="fr-FR"/>
         </w:rPr>
-        <w:t xml:space="preserve">, predominantly in sub-Saharan Africa [10]. Children under five and pregnant women are disproportionately affected, with the disease imposing significant economic and health system burdens [23]. Despite decades of interventions, </w:t>
+        <w:t>, predominantly in sub-Saharan Africa [10]</w:t>
+      </w:r>
+      <w:r>
+        <w:rPr>
+          <w:b/>
+          <w:color w:val="C00000"/>
+          <w:sz w:val="18"/>
+        </w:rPr>
+        <w:t xml:space="preserve"> [CITATION CHECK #1]</w:t>
+      </w:r>
+      <w:r>
+        <w:rPr>
+          <w:rFonts w:eastAsia="Times New Roman" w:cs="Times New Roman"/>
+          <w:szCs w:val="24"/>
+          <w:lang w:eastAsia="fr-FR"/>
+        </w:rPr>
+        <w:t>. Children under five and pregnant women are disproportionately affected, with the disease imposing significant economic and health system burdens [23]</w:t>
+      </w:r>
+      <w:r>
+        <w:rPr>
+          <w:b/>
+          <w:color w:val="C00000"/>
+          <w:sz w:val="18"/>
+        </w:rPr>
+        <w:t xml:space="preserve"> [CITATION CHECK #2]</w:t>
+      </w:r>
+      <w:r>
+        <w:rPr>
+          <w:rFonts w:eastAsia="Times New Roman" w:cs="Times New Roman"/>
+          <w:szCs w:val="24"/>
+          <w:lang w:eastAsia="fr-FR"/>
+        </w:rPr>
+        <w:t xml:space="preserve">. Despite decades of interventions, </w:t>
       </w:r>
       <w:r>
         <w:rPr>
@@ -380,7 +412,7 @@
           <w:szCs w:val="24"/>
           <w:lang w:eastAsia="fr-FR"/>
         </w:rPr>
-        <w:t>, exacerbated by symptom overlap with other febrile illnesses and the limitations of standard diagnostic tests such as microscopy and rapid diagnostic tests (RDTs) [2,11].</w:t>
+        <w:t>, exacerbated by symptom overlap with other febrile illnesses and the limitations of standard diagnostic tests such as microscopy and rapid diagnostic tests (RDTs) [2,11]</w:t>
       </w:r>
       <w:r>
         <w:rPr>
@@ -388,7 +420,34 @@
           <w:color w:val="C00000"/>
           <w:sz w:val="18"/>
         </w:rPr>
-        <w:t xml:space="preserve"> [CITATION CHECK: in-text [10] cites the WHO disease-burden figures (249M cases / 608,000 deaths, 2022) but ref [10] is Cunningham et al. (RDT accuracy); the WHO World Malaria Report is ref [9]. ALSO in-text [23] cites the malaria economic/health-system burden but ref [23] is McNemar 1947 (a statistical test). Confirm intended sources.]</w:t>
+        <w:t xml:space="preserve"> [CITATION CHECK #3]</w:t>
+      </w:r>
+      <w:r>
+        <w:rPr>
+          <w:rFonts w:eastAsia="Times New Roman" w:cs="Times New Roman"/>
+          <w:szCs w:val="24"/>
+          <w:lang w:eastAsia="fr-FR"/>
+        </w:rPr>
+        <w:t xml:space="preserve">.</w:t>
+      </w:r>
+    </w:p>
+    <w:p>
+      <w:pPr>
+        <w:spacing w:before="100" w:beforeAutospacing="1" w:after="100" w:afterAutospacing="1" w:line="240" w:lineRule="auto"/>
+        <w:jc w:val="both"/>
+        <w:rPr>
+          <w:rFonts w:eastAsia="Times New Roman" w:cs="Times New Roman"/>
+          <w:szCs w:val="24"/>
+          <w:lang w:eastAsia="fr-FR"/>
+        </w:rPr>
+      </w:pPr>
+      <w:r>
+        <w:rPr>
+          <w:rFonts w:eastAsia="Times New Roman" w:cs="Times New Roman"/>
+          <w:szCs w:val="24"/>
+          <w:lang w:eastAsia="fr-FR"/>
+        </w:rPr>
+        <w:t>Rule-based clinical decision support systems (CDSS) have been proposed to assist health workers in low-resource settings [7,14]</w:t>
       </w:r>
       <w:r>
         <w:rPr>
@@ -396,27 +455,15 @@
           <w:color w:val="C00000"/>
           <w:sz w:val="18"/>
         </w:rPr>
-        <w:t xml:space="preserve"> [CITATION CHECK: in-text [2,11]: ref [2] (WHO Guidelines) is appropriate, but ref [11] is Garcez (neural-symbolic computing); a diagnostic-test/RDT reference (Cunningham, ref [10]) appears intended. Confirm.]</w:t>
-      </w:r>
-    </w:p>
-    <w:p>
-      <w:pPr>
-        <w:spacing w:before="100" w:beforeAutospacing="1" w:after="100" w:afterAutospacing="1" w:line="240" w:lineRule="auto"/>
-        <w:jc w:val="both"/>
+        <w:t xml:space="preserve"> [CITATION CHECK #4]</w:t>
+      </w:r>
+      <w:r>
         <w:rPr>
           <w:rFonts w:eastAsia="Times New Roman" w:cs="Times New Roman"/>
           <w:szCs w:val="24"/>
           <w:lang w:eastAsia="fr-FR"/>
         </w:rPr>
-      </w:pPr>
-      <w:r>
-        <w:rPr>
-          <w:rFonts w:eastAsia="Times New Roman" w:cs="Times New Roman"/>
-          <w:szCs w:val="24"/>
-          <w:lang w:eastAsia="fr-FR"/>
-        </w:rPr>
-        <w:lastRenderedPageBreak/>
-        <w:t xml:space="preserve">Rule-based clinical decision support systems (CDSS) have been proposed to assist health workers in low-resource settings [7,14]. These systems encode expert knowledge using IF-THEN rules and operate without internet connectivity. However, purely deterministic systems are limited: they </w:t>
+        <w:t xml:space="preserve">. These systems encode expert knowledge using IF-THEN rules and operate without internet connectivity. However, purely deterministic systems are limited: they </w:t>
       </w:r>
       <w:r>
         <w:rPr>
@@ -454,14 +501,6 @@
         </w:rPr>
         <w:t>, and require labor-intensive maintenance. The baseline rule-based malaria system from FUTO achieved only 30.62% overall accuracy, highlighting these constraints.</w:t>
       </w:r>
-      <w:r>
-        <w:rPr>
-          <w:b/>
-          <w:color w:val="C00000"/>
-          <w:sz w:val="18"/>
-        </w:rPr>
-        <w:t xml:space="preserve"> [CITATION CHECK: in-text [7,14]: ref [7] is Albahri (explainable AI) and ref [14] is Lievin (LLM reasoning); rule-based CDSS / expert-system references (Sutton ref [6]; Abu-Naser ref [13]) appear intended. Confirm.]</w:t>
-      </w:r>
     </w:p>
     <w:p>
       <w:pPr>
@@ -497,7 +536,23 @@
           <w:szCs w:val="24"/>
           <w:lang w:eastAsia="fr-FR"/>
         </w:rPr>
-        <w:t xml:space="preserve">, have demonstrated substantial clinical reasoning capabilities in structured and unstructured medical tasks [5,3,15]. LLMs excel at handling </w:t>
+        <w:t>, have demonstrated substantial clinical reasoning capabilities in structured and unstructured medical tasks [5,3,15]</w:t>
+      </w:r>
+      <w:r>
+        <w:rPr>
+          <w:b/>
+          <w:color w:val="C00000"/>
+          <w:sz w:val="18"/>
+        </w:rPr>
+        <w:t xml:space="preserve"> [CITATION CHECK #5]</w:t>
+      </w:r>
+      <w:r>
+        <w:rPr>
+          <w:rFonts w:eastAsia="Times New Roman" w:cs="Times New Roman"/>
+          <w:szCs w:val="24"/>
+          <w:lang w:eastAsia="fr-FR"/>
+        </w:rPr>
+        <w:t xml:space="preserve">. LLMs excel at handling </w:t>
       </w:r>
       <w:r>
         <w:rPr>
@@ -533,7 +588,7 @@
           <w:szCs w:val="24"/>
           <w:lang w:eastAsia="fr-FR"/>
         </w:rPr>
-        <w:t>, inconsistent predictions, and patient privacy concerns when using cloud APIs [22,20].</w:t>
+        <w:t>, inconsistent predictions, and patient privacy concerns when using cloud APIs [22,20]</w:t>
       </w:r>
       <w:r>
         <w:rPr>
@@ -541,15 +596,15 @@
           <w:color w:val="C00000"/>
           <w:sz w:val="18"/>
         </w:rPr>
-        <w:t xml:space="preserve"> [CITATION CHECK: in-text [5,3,15]: ref [5] is Rajaraman (image detection) and ref [15] is Agarwal (mHealth); LLM clinical-reasoning references (e.g. Kung ref [4]; Lievin ref [14]) appear intended. Confirm.]</w:t>
-      </w:r>
-      <w:r>
-        <w:rPr>
-          <w:b/>
-          <w:color w:val="C00000"/>
-          <w:sz w:val="18"/>
-        </w:rPr>
-        <w:t xml:space="preserve"> [CITATION CHECK: in-text [22,20]: ref [22] is the Kaggle dataset (Programmer3); intended references for hallucination/privacy risk appear to be Chen (ref [20]) and Wahl (ref [18]). Confirm.]</w:t>
+        <w:t xml:space="preserve"> [CITATION CHECK #6]</w:t>
+      </w:r>
+      <w:r>
+        <w:rPr>
+          <w:rFonts w:eastAsia="Times New Roman" w:cs="Times New Roman"/>
+          <w:szCs w:val="24"/>
+          <w:lang w:eastAsia="fr-FR"/>
+        </w:rPr>
+        <w:t xml:space="preserve">.</w:t>
       </w:r>
     </w:p>
     <w:p>
@@ -964,175 +1019,7 @@
       </w:r>
       <w:proofErr w:type="spellEnd"/>
       <w:r>
-        <w:t xml:space="preserve"> [14]. In malaria, </w:t>
-      </w:r>
-      <w:proofErr w:type="spellStart"/>
-      <w:r>
-        <w:t>rule-based</w:t>
-      </w:r>
-      <w:proofErr w:type="spellEnd"/>
-      <w:r>
-        <w:t xml:space="preserve"> </w:t>
-      </w:r>
-      <w:proofErr w:type="spellStart"/>
-      <w:r>
-        <w:t>systems</w:t>
-      </w:r>
-      <w:proofErr w:type="spellEnd"/>
-      <w:r>
-        <w:t xml:space="preserve"> encode WHO </w:t>
-      </w:r>
-      <w:proofErr w:type="spellStart"/>
-      <w:r>
-        <w:t>severity</w:t>
-      </w:r>
-      <w:proofErr w:type="spellEnd"/>
-      <w:r>
-        <w:t xml:space="preserve"> guidelines, </w:t>
-      </w:r>
-      <w:proofErr w:type="spellStart"/>
-      <w:r>
-        <w:t>performing</w:t>
-      </w:r>
-      <w:proofErr w:type="spellEnd"/>
-      <w:r>
-        <w:t xml:space="preserve"> </w:t>
-      </w:r>
-      <w:proofErr w:type="spellStart"/>
-      <w:r>
-        <w:t>well</w:t>
-      </w:r>
-      <w:proofErr w:type="spellEnd"/>
-      <w:r>
-        <w:t xml:space="preserve"> for </w:t>
-      </w:r>
-      <w:proofErr w:type="spellStart"/>
-      <w:r>
-        <w:t>critical</w:t>
-      </w:r>
-      <w:proofErr w:type="spellEnd"/>
-      <w:r>
-        <w:t xml:space="preserve"> cases but </w:t>
-      </w:r>
-      <w:proofErr w:type="spellStart"/>
-      <w:r>
-        <w:t>failing</w:t>
-      </w:r>
-      <w:proofErr w:type="spellEnd"/>
-      <w:r>
-        <w:t xml:space="preserve"> to </w:t>
-      </w:r>
-      <w:proofErr w:type="spellStart"/>
-      <w:r>
-        <w:t>detect</w:t>
-      </w:r>
-      <w:proofErr w:type="spellEnd"/>
-      <w:r>
-        <w:t xml:space="preserve"> </w:t>
-      </w:r>
-      <w:proofErr w:type="spellStart"/>
-      <w:r>
-        <w:t>early</w:t>
-      </w:r>
-      <w:proofErr w:type="spellEnd"/>
-      <w:r>
-        <w:t xml:space="preserve">-stage malaria due to </w:t>
-      </w:r>
-      <w:proofErr w:type="spellStart"/>
-      <w:r>
-        <w:t>rigid</w:t>
-      </w:r>
-      <w:proofErr w:type="spellEnd"/>
-      <w:r>
-        <w:t xml:space="preserve"> </w:t>
-      </w:r>
-      <w:proofErr w:type="spellStart"/>
-      <w:r>
-        <w:t>rule</w:t>
-      </w:r>
-      <w:proofErr w:type="spellEnd"/>
-      <w:r>
-        <w:t xml:space="preserve"> </w:t>
-      </w:r>
-      <w:proofErr w:type="spellStart"/>
-      <w:r>
-        <w:t>trees</w:t>
-      </w:r>
-      <w:proofErr w:type="spellEnd"/>
-      <w:r>
-        <w:t xml:space="preserve"> and </w:t>
-      </w:r>
-      <w:proofErr w:type="spellStart"/>
-      <w:r>
-        <w:t>symptom</w:t>
-      </w:r>
-      <w:proofErr w:type="spellEnd"/>
-      <w:r>
-        <w:t xml:space="preserve"> </w:t>
-      </w:r>
-      <w:proofErr w:type="spellStart"/>
-      <w:r>
-        <w:t>overlap</w:t>
-      </w:r>
-      <w:proofErr w:type="spellEnd"/>
-      <w:r>
-        <w:t xml:space="preserve"> [7]. </w:t>
-      </w:r>
-      <w:proofErr w:type="spellStart"/>
-      <w:r>
-        <w:t>These</w:t>
-      </w:r>
-      <w:proofErr w:type="spellEnd"/>
-      <w:r>
-        <w:t xml:space="preserve"> limitations </w:t>
-      </w:r>
-      <w:proofErr w:type="spellStart"/>
-      <w:r>
-        <w:t>motivated</w:t>
-      </w:r>
-      <w:proofErr w:type="spellEnd"/>
-      <w:r>
-        <w:t xml:space="preserve"> the </w:t>
-      </w:r>
-      <w:proofErr w:type="spellStart"/>
-      <w:r>
-        <w:t>hybrid</w:t>
-      </w:r>
-      <w:proofErr w:type="spellEnd"/>
-      <w:r>
-        <w:t xml:space="preserve"> </w:t>
-      </w:r>
-      <w:proofErr w:type="spellStart"/>
-      <w:r>
-        <w:t>enhancement</w:t>
-      </w:r>
-      <w:proofErr w:type="spellEnd"/>
-      <w:r>
-        <w:t xml:space="preserve"> </w:t>
-      </w:r>
-      <w:proofErr w:type="spellStart"/>
-      <w:r>
-        <w:t>presented</w:t>
-      </w:r>
-      <w:proofErr w:type="spellEnd"/>
-      <w:r>
-        <w:t xml:space="preserve"> in </w:t>
-      </w:r>
-      <w:proofErr w:type="spellStart"/>
-      <w:r>
-        <w:t>this</w:t>
-      </w:r>
-      <w:proofErr w:type="spellEnd"/>
-      <w:r>
-        <w:t xml:space="preserve"> </w:t>
-      </w:r>
-      <w:proofErr w:type="spellStart"/>
-      <w:r>
-        <w:t>study</w:t>
-      </w:r>
-      <w:proofErr w:type="spellEnd"/>
-      <w:r>
-        <w:t>.</w:t>
+        <w:t xml:space="preserve"> [14]</w:t>
       </w:r>
       <w:r>
         <w:rPr>
@@ -1140,7 +1027,122 @@
           <w:color w:val="C00000"/>
           <w:sz w:val="18"/>
         </w:rPr>
-        <w:t xml:space="preserve"> [CITATION CHECK: in-text [14] (expert-systems history: ONCOCIN/MYCIN) points to Lievin (LLM reasoning); an expert-systems reference (Abu-Naser, ref [13]) appears intended. Confirm.]</w:t>
+        <w:t xml:space="preserve"> [CITATION CHECK #7]</w:t>
+      </w:r>
+      <w:r>
+        <w:t xml:space="preserve">. In malaria, </w:t>
+      </w:r>
+      <w:proofErr w:type="spellStart"/>
+      <w:r>
+        <w:t>rule-based</w:t>
+      </w:r>
+      <w:proofErr w:type="spellEnd"/>
+      <w:r>
+        <w:t xml:space="preserve"> </w:t>
+      </w:r>
+      <w:proofErr w:type="spellStart"/>
+      <w:r>
+        <w:t>systems</w:t>
+      </w:r>
+      <w:proofErr w:type="spellEnd"/>
+      <w:r>
+        <w:t xml:space="preserve"> encode WHO </w:t>
+      </w:r>
+      <w:proofErr w:type="spellStart"/>
+      <w:r>
+        <w:t>severity</w:t>
+      </w:r>
+      <w:proofErr w:type="spellEnd"/>
+      <w:r>
+        <w:t xml:space="preserve"> guidelines, </w:t>
+      </w:r>
+      <w:proofErr w:type="spellStart"/>
+      <w:r>
+        <w:t>performing</w:t>
+      </w:r>
+      <w:proofErr w:type="spellEnd"/>
+      <w:r>
+        <w:t xml:space="preserve"> </w:t>
+      </w:r>
+      <w:proofErr w:type="spellStart"/>
+      <w:r>
+        <w:t>well</w:t>
+      </w:r>
+      <w:proofErr w:type="spellEnd"/>
+      <w:r>
+        <w:t xml:space="preserve"> for </w:t>
+      </w:r>
+      <w:proofErr w:type="spellStart"/>
+      <w:r>
+        <w:t>critical</w:t>
+      </w:r>
+      <w:proofErr w:type="spellEnd"/>
+      <w:r>
+        <w:t xml:space="preserve"> cases but </w:t>
+      </w:r>
+      <w:proofErr w:type="spellStart"/>
+      <w:r>
+        <w:t>failing</w:t>
+      </w:r>
+      <w:proofErr w:type="spellEnd"/>
+      <w:r>
+        <w:t xml:space="preserve"> to </w:t>
+      </w:r>
+      <w:proofErr w:type="spellStart"/>
+      <w:r>
+        <w:t>detect</w:t>
+      </w:r>
+      <w:proofErr w:type="spellEnd"/>
+      <w:r>
+        <w:t xml:space="preserve"> </w:t>
+      </w:r>
+      <w:proofErr w:type="spellStart"/>
+      <w:r>
+        <w:t>early</w:t>
+      </w:r>
+      <w:proofErr w:type="spellEnd"/>
+      <w:r>
+        <w:t xml:space="preserve">-stage malaria due to </w:t>
+      </w:r>
+      <w:proofErr w:type="spellStart"/>
+      <w:r>
+        <w:t>rigid</w:t>
+      </w:r>
+      <w:proofErr w:type="spellEnd"/>
+      <w:r>
+        <w:t xml:space="preserve"> </w:t>
+      </w:r>
+      <w:proofErr w:type="spellStart"/>
+      <w:r>
+        <w:t>rule</w:t>
+      </w:r>
+      <w:proofErr w:type="spellEnd"/>
+      <w:r>
+        <w:t xml:space="preserve"> </w:t>
+      </w:r>
+      <w:proofErr w:type="spellStart"/>
+      <w:r>
+        <w:t>trees</w:t>
+      </w:r>
+      <w:proofErr w:type="spellEnd"/>
+      <w:r>
+        <w:t xml:space="preserve"> and </w:t>
+      </w:r>
+      <w:proofErr w:type="spellStart"/>
+      <w:r>
+        <w:t>symptom</w:t>
+      </w:r>
+      <w:proofErr w:type="spellEnd"/>
+      <w:r>
+        <w:t xml:space="preserve"> </w:t>
+      </w:r>
+      <w:proofErr w:type="spellStart"/>
+      <w:r>
+        <w:t>overlap</w:t>
+      </w:r>
+      <w:proofErr w:type="spellEnd"/>
+      <w:r>
+        <w:t xml:space="preserve"> [7]</w:t>
       </w:r>
       <w:r>
         <w:rPr>
@@ -1148,7 +1150,66 @@
           <w:color w:val="C00000"/>
           <w:sz w:val="18"/>
         </w:rPr>
-        <w:t xml:space="preserve"> [CITATION CHECK: in-text [7] points to Albahri (explainable AI); a CDSS-limitations reference (Sutton, ref [6]) appears intended. Confirm.]</w:t>
+        <w:t xml:space="preserve"> [CITATION CHECK #8]</w:t>
+      </w:r>
+      <w:r>
+        <w:t xml:space="preserve">. </w:t>
+      </w:r>
+      <w:proofErr w:type="spellStart"/>
+      <w:r>
+        <w:t>These</w:t>
+      </w:r>
+      <w:proofErr w:type="spellEnd"/>
+      <w:r>
+        <w:t xml:space="preserve"> limitations </w:t>
+      </w:r>
+      <w:proofErr w:type="spellStart"/>
+      <w:r>
+        <w:t>motivated</w:t>
+      </w:r>
+      <w:proofErr w:type="spellEnd"/>
+      <w:r>
+        <w:t xml:space="preserve"> the </w:t>
+      </w:r>
+      <w:proofErr w:type="spellStart"/>
+      <w:r>
+        <w:t>hybrid</w:t>
+      </w:r>
+      <w:proofErr w:type="spellEnd"/>
+      <w:r>
+        <w:t xml:space="preserve"> </w:t>
+      </w:r>
+      <w:proofErr w:type="spellStart"/>
+      <w:r>
+        <w:t>enhancement</w:t>
+      </w:r>
+      <w:proofErr w:type="spellEnd"/>
+      <w:r>
+        <w:t xml:space="preserve"> </w:t>
+      </w:r>
+      <w:proofErr w:type="spellStart"/>
+      <w:r>
+        <w:t>presented</w:t>
+      </w:r>
+      <w:proofErr w:type="spellEnd"/>
+      <w:r>
+        <w:t xml:space="preserve"> in </w:t>
+      </w:r>
+      <w:proofErr w:type="spellStart"/>
+      <w:r>
+        <w:t>this</w:t>
+      </w:r>
+      <w:proofErr w:type="spellEnd"/>
+      <w:r>
+        <w:t xml:space="preserve"> </w:t>
+      </w:r>
+      <w:proofErr w:type="spellStart"/>
+      <w:r>
+        <w:t>study</w:t>
+      </w:r>
+      <w:proofErr w:type="spellEnd"/>
+      <w:r>
+        <w:t>.</w:t>
       </w:r>
     </w:p>
     <w:p>
@@ -1215,126 +1276,7 @@
       </w:r>
       <w:proofErr w:type="spellEnd"/>
       <w:r>
-        <w:t xml:space="preserve"> [6] but </w:t>
-      </w:r>
-      <w:proofErr w:type="spellStart"/>
-      <w:r>
-        <w:t>requires</w:t>
-      </w:r>
-      <w:proofErr w:type="spellEnd"/>
-      <w:r>
-        <w:t xml:space="preserve"> </w:t>
-      </w:r>
-      <w:proofErr w:type="spellStart"/>
-      <w:r>
-        <w:t>laboratory</w:t>
-      </w:r>
-      <w:proofErr w:type="spellEnd"/>
-      <w:r>
-        <w:t xml:space="preserve"> infrastructure and </w:t>
-      </w:r>
-      <w:proofErr w:type="spellStart"/>
-      <w:r>
-        <w:t>trained</w:t>
-      </w:r>
-      <w:proofErr w:type="spellEnd"/>
-      <w:r>
-        <w:t xml:space="preserve"> personnel. </w:t>
-      </w:r>
-      <w:proofErr w:type="spellStart"/>
-      <w:r>
-        <w:t>Symptom-based</w:t>
-      </w:r>
-      <w:proofErr w:type="spellEnd"/>
-      <w:r>
-        <w:t xml:space="preserve"> </w:t>
-      </w:r>
-      <w:proofErr w:type="spellStart"/>
-      <w:r>
-        <w:t>hybrid</w:t>
-      </w:r>
-      <w:proofErr w:type="spellEnd"/>
-      <w:r>
-        <w:t xml:space="preserve"> CDSS can </w:t>
-      </w:r>
-      <w:proofErr w:type="spellStart"/>
-      <w:r>
-        <w:t>operate</w:t>
-      </w:r>
-      <w:proofErr w:type="spellEnd"/>
-      <w:r>
-        <w:t xml:space="preserve"> </w:t>
-      </w:r>
-      <w:proofErr w:type="spellStart"/>
-      <w:r>
-        <w:rPr>
-          <w:rStyle w:val="lev"/>
-        </w:rPr>
-        <w:t>without</w:t>
-      </w:r>
-      <w:proofErr w:type="spellEnd"/>
-      <w:r>
-        <w:rPr>
-          <w:rStyle w:val="lev"/>
-        </w:rPr>
-        <w:t xml:space="preserve"> </w:t>
-      </w:r>
-      <w:proofErr w:type="spellStart"/>
-      <w:r>
-        <w:rPr>
-          <w:rStyle w:val="lev"/>
-        </w:rPr>
-        <w:t>lab</w:t>
-      </w:r>
-      <w:proofErr w:type="spellEnd"/>
-      <w:r>
-        <w:rPr>
-          <w:rStyle w:val="lev"/>
-        </w:rPr>
-        <w:t xml:space="preserve"> </w:t>
-      </w:r>
-      <w:proofErr w:type="spellStart"/>
-      <w:r>
-        <w:rPr>
-          <w:rStyle w:val="lev"/>
-        </w:rPr>
-        <w:t>equipment</w:t>
-      </w:r>
-      <w:proofErr w:type="spellEnd"/>
-      <w:r>
-        <w:t xml:space="preserve">, </w:t>
-      </w:r>
-      <w:proofErr w:type="spellStart"/>
-      <w:r>
-        <w:t>making</w:t>
-      </w:r>
-      <w:proofErr w:type="spellEnd"/>
-      <w:r>
-        <w:t xml:space="preserve"> </w:t>
-      </w:r>
-      <w:proofErr w:type="spellStart"/>
-      <w:r>
-        <w:t>it</w:t>
-      </w:r>
-      <w:proofErr w:type="spellEnd"/>
-      <w:r>
-        <w:t xml:space="preserve"> more </w:t>
-      </w:r>
-      <w:proofErr w:type="spellStart"/>
-      <w:r>
-        <w:t>suitable</w:t>
-      </w:r>
-      <w:proofErr w:type="spellEnd"/>
-      <w:r>
-        <w:t xml:space="preserve"> for rural, </w:t>
-      </w:r>
-      <w:proofErr w:type="spellStart"/>
-      <w:r>
-        <w:t>resource-limited</w:t>
-      </w:r>
-      <w:proofErr w:type="spellEnd"/>
-      <w:r>
-        <w:t xml:space="preserve"> settings [11].</w:t>
+        <w:t xml:space="preserve"> [6]</w:t>
       </w:r>
       <w:r>
         <w:rPr>
@@ -1342,7 +1284,129 @@
           <w:color w:val="C00000"/>
           <w:sz w:val="18"/>
         </w:rPr>
-        <w:t xml:space="preserve"> [CITATION CHECK: in-text [6] points to Sutton (CDSS); a deep-learning parasite-detection reference (Rajaraman, ref [5]) appears intended. Confirm.]</w:t>
+        <w:t xml:space="preserve"> [CITATION CHECK #9]</w:t>
+      </w:r>
+      <w:r>
+        <w:t xml:space="preserve"> but </w:t>
+      </w:r>
+      <w:proofErr w:type="spellStart"/>
+      <w:r>
+        <w:t>requires</w:t>
+      </w:r>
+      <w:proofErr w:type="spellEnd"/>
+      <w:r>
+        <w:t xml:space="preserve"> </w:t>
+      </w:r>
+      <w:proofErr w:type="spellStart"/>
+      <w:r>
+        <w:t>laboratory</w:t>
+      </w:r>
+      <w:proofErr w:type="spellEnd"/>
+      <w:r>
+        <w:t xml:space="preserve"> infrastructure and </w:t>
+      </w:r>
+      <w:proofErr w:type="spellStart"/>
+      <w:r>
+        <w:t>trained</w:t>
+      </w:r>
+      <w:proofErr w:type="spellEnd"/>
+      <w:r>
+        <w:t xml:space="preserve"> personnel. </w:t>
+      </w:r>
+      <w:proofErr w:type="spellStart"/>
+      <w:r>
+        <w:t>Symptom-based</w:t>
+      </w:r>
+      <w:proofErr w:type="spellEnd"/>
+      <w:r>
+        <w:t xml:space="preserve"> </w:t>
+      </w:r>
+      <w:proofErr w:type="spellStart"/>
+      <w:r>
+        <w:t>hybrid</w:t>
+      </w:r>
+      <w:proofErr w:type="spellEnd"/>
+      <w:r>
+        <w:t xml:space="preserve"> CDSS can </w:t>
+      </w:r>
+      <w:proofErr w:type="spellStart"/>
+      <w:r>
+        <w:t>operate</w:t>
+      </w:r>
+      <w:proofErr w:type="spellEnd"/>
+      <w:r>
+        <w:t xml:space="preserve"> </w:t>
+      </w:r>
+      <w:proofErr w:type="spellStart"/>
+      <w:r>
+        <w:rPr>
+          <w:rStyle w:val="lev"/>
+        </w:rPr>
+        <w:t>without</w:t>
+      </w:r>
+      <w:proofErr w:type="spellEnd"/>
+      <w:r>
+        <w:rPr>
+          <w:rStyle w:val="lev"/>
+        </w:rPr>
+        <w:t xml:space="preserve"> </w:t>
+      </w:r>
+      <w:proofErr w:type="spellStart"/>
+      <w:r>
+        <w:rPr>
+          <w:rStyle w:val="lev"/>
+        </w:rPr>
+        <w:t>lab</w:t>
+      </w:r>
+      <w:proofErr w:type="spellEnd"/>
+      <w:r>
+        <w:rPr>
+          <w:rStyle w:val="lev"/>
+        </w:rPr>
+        <w:t xml:space="preserve"> </w:t>
+      </w:r>
+      <w:proofErr w:type="spellStart"/>
+      <w:r>
+        <w:rPr>
+          <w:rStyle w:val="lev"/>
+        </w:rPr>
+        <w:t>equipment</w:t>
+      </w:r>
+      <w:proofErr w:type="spellEnd"/>
+      <w:r>
+        <w:t xml:space="preserve">, </w:t>
+      </w:r>
+      <w:proofErr w:type="spellStart"/>
+      <w:r>
+        <w:t>making</w:t>
+      </w:r>
+      <w:proofErr w:type="spellEnd"/>
+      <w:r>
+        <w:t xml:space="preserve"> </w:t>
+      </w:r>
+      <w:proofErr w:type="spellStart"/>
+      <w:r>
+        <w:t>it</w:t>
+      </w:r>
+      <w:proofErr w:type="spellEnd"/>
+      <w:r>
+        <w:t xml:space="preserve"> more </w:t>
+      </w:r>
+      <w:proofErr w:type="spellStart"/>
+      <w:r>
+        <w:t>suitable</w:t>
+      </w:r>
+      <w:proofErr w:type="spellEnd"/>
+      <w:r>
+        <w:t xml:space="preserve"> for rural, </w:t>
+      </w:r>
+      <w:proofErr w:type="spellStart"/>
+      <w:r>
+        <w:t>resource-limited</w:t>
+      </w:r>
+      <w:proofErr w:type="spellEnd"/>
+      <w:r>
+        <w:t xml:space="preserve"> settings [11]</w:t>
       </w:r>
       <w:r>
         <w:rPr>
@@ -1350,7 +1414,10 @@
           <w:color w:val="C00000"/>
           <w:sz w:val="18"/>
         </w:rPr>
-        <w:t xml:space="preserve"> [CITATION CHECK: in-text [11] points to Garcez (neural-symbolic computing); a diagnostic-test reference (Cunningham, ref [10]) appears intended. Confirm.]</w:t>
+        <w:t xml:space="preserve"> [CITATION CHECK #10]</w:t>
+      </w:r>
+      <w:r>
+        <w:t xml:space="preserve">.</w:t>
       </w:r>
     </w:p>
     <w:p>
@@ -1457,111 +1524,7 @@
       </w:r>
       <w:proofErr w:type="spellEnd"/>
       <w:r>
-        <w:t xml:space="preserve"> [1,3,5,15]. Challenges </w:t>
-      </w:r>
-      <w:proofErr w:type="spellStart"/>
-      <w:r>
-        <w:t>include</w:t>
-      </w:r>
-      <w:proofErr w:type="spellEnd"/>
-      <w:r>
-        <w:t xml:space="preserve"> hallucinations and </w:t>
-      </w:r>
-      <w:proofErr w:type="spellStart"/>
-      <w:r>
-        <w:t>bias</w:t>
-      </w:r>
-      <w:proofErr w:type="spellEnd"/>
-      <w:r>
-        <w:t xml:space="preserve">, </w:t>
-      </w:r>
-      <w:proofErr w:type="spellStart"/>
-      <w:r>
-        <w:t>particularly</w:t>
-      </w:r>
-      <w:proofErr w:type="spellEnd"/>
-      <w:r>
-        <w:t xml:space="preserve"> for </w:t>
-      </w:r>
-      <w:proofErr w:type="spellStart"/>
-      <w:r>
-        <w:t>underrepresented</w:t>
-      </w:r>
-      <w:proofErr w:type="spellEnd"/>
-      <w:r>
-        <w:t xml:space="preserve"> </w:t>
-      </w:r>
-      <w:proofErr w:type="spellStart"/>
-      <w:r>
-        <w:t>diseases</w:t>
-      </w:r>
-      <w:proofErr w:type="spellEnd"/>
-      <w:r>
-        <w:t xml:space="preserve"> or </w:t>
-      </w:r>
-      <w:proofErr w:type="spellStart"/>
-      <w:r>
-        <w:t>low-resource</w:t>
-      </w:r>
-      <w:proofErr w:type="spellEnd"/>
-      <w:r>
-        <w:t xml:space="preserve"> populations [22,21]. By </w:t>
-      </w:r>
-      <w:proofErr w:type="spellStart"/>
-      <w:r>
-        <w:t>restricting</w:t>
-      </w:r>
-      <w:proofErr w:type="spellEnd"/>
-      <w:r>
-        <w:t xml:space="preserve"> LLM use to </w:t>
-      </w:r>
-      <w:proofErr w:type="spellStart"/>
-      <w:r>
-        <w:t>explanation</w:t>
-      </w:r>
-      <w:proofErr w:type="spellEnd"/>
-      <w:r>
-        <w:t xml:space="preserve"> </w:t>
-      </w:r>
-      <w:proofErr w:type="spellStart"/>
-      <w:r>
-        <w:t>generation</w:t>
-      </w:r>
-      <w:proofErr w:type="spellEnd"/>
-      <w:r>
-        <w:t xml:space="preserve">, the </w:t>
-      </w:r>
-      <w:proofErr w:type="spellStart"/>
-      <w:r>
-        <w:t>hybrid</w:t>
-      </w:r>
-      <w:proofErr w:type="spellEnd"/>
-      <w:r>
-        <w:t xml:space="preserve"> CDSS </w:t>
-      </w:r>
-      <w:proofErr w:type="spellStart"/>
-      <w:r>
-        <w:t>mitigates</w:t>
-      </w:r>
-      <w:proofErr w:type="spellEnd"/>
-      <w:r>
-        <w:t xml:space="preserve"> </w:t>
-      </w:r>
-      <w:proofErr w:type="spellStart"/>
-      <w:r>
-        <w:t>these</w:t>
-      </w:r>
-      <w:proofErr w:type="spellEnd"/>
-      <w:r>
-        <w:t xml:space="preserve"> </w:t>
-      </w:r>
-      <w:proofErr w:type="spellStart"/>
-      <w:r>
-        <w:t>risks</w:t>
-      </w:r>
-      <w:proofErr w:type="spellEnd"/>
-      <w:r>
-        <w:t>.</w:t>
+        <w:t xml:space="preserve"> [1,3,5,15]</w:t>
       </w:r>
       <w:r>
         <w:rPr>
@@ -1569,7 +1532,58 @@
           <w:color w:val="C00000"/>
           <w:sz w:val="18"/>
         </w:rPr>
-        <w:t xml:space="preserve"> [CITATION CHECK: in-text [1,3,5,15]: refs [1] (Zhou) and [3] (Wang) fit, but ref [5] is Rajaraman (image detection) and ref [15] is Agarwal (mHealth); LLM references (Kung ref [4]; Lievin ref [14]) appear intended. Confirm.]</w:t>
+        <w:t xml:space="preserve"> [CITATION CHECK #11]</w:t>
+      </w:r>
+      <w:r>
+        <w:t xml:space="preserve">. Challenges </w:t>
+      </w:r>
+      <w:proofErr w:type="spellStart"/>
+      <w:r>
+        <w:t>include</w:t>
+      </w:r>
+      <w:proofErr w:type="spellEnd"/>
+      <w:r>
+        <w:t xml:space="preserve"> hallucinations and </w:t>
+      </w:r>
+      <w:proofErr w:type="spellStart"/>
+      <w:r>
+        <w:t>bias</w:t>
+      </w:r>
+      <w:proofErr w:type="spellEnd"/>
+      <w:r>
+        <w:t xml:space="preserve">, </w:t>
+      </w:r>
+      <w:proofErr w:type="spellStart"/>
+      <w:r>
+        <w:t>particularly</w:t>
+      </w:r>
+      <w:proofErr w:type="spellEnd"/>
+      <w:r>
+        <w:t xml:space="preserve"> for </w:t>
+      </w:r>
+      <w:proofErr w:type="spellStart"/>
+      <w:r>
+        <w:t>underrepresented</w:t>
+      </w:r>
+      <w:proofErr w:type="spellEnd"/>
+      <w:r>
+        <w:t xml:space="preserve"> </w:t>
+      </w:r>
+      <w:proofErr w:type="spellStart"/>
+      <w:r>
+        <w:t>diseases</w:t>
+      </w:r>
+      <w:proofErr w:type="spellEnd"/>
+      <w:r>
+        <w:t xml:space="preserve"> or </w:t>
+      </w:r>
+      <w:proofErr w:type="spellStart"/>
+      <w:r>
+        <w:t>low-resource</w:t>
+      </w:r>
+      <w:proofErr w:type="spellEnd"/>
+      <w:r>
+        <w:t xml:space="preserve"> populations [22,21]</w:t>
       </w:r>
       <w:r>
         <w:rPr>
@@ -1577,7 +1591,66 @@
           <w:color w:val="C00000"/>
           <w:sz w:val="18"/>
         </w:rPr>
-        <w:t xml:space="preserve"> [CITATION CHECK: in-text [22,21]: ref [22] is the Kaggle dataset and ref [21] is Ashley &amp; Phyo (antimalarial drugs); references on LLM hallucination/bias (Chen ref [20]; Wang Y ref [19]) appear intended. Confirm.]</w:t>
+        <w:t xml:space="preserve"> [CITATION CHECK #12]</w:t>
+      </w:r>
+      <w:r>
+        <w:t xml:space="preserve">. By </w:t>
+      </w:r>
+      <w:proofErr w:type="spellStart"/>
+      <w:r>
+        <w:t>restricting</w:t>
+      </w:r>
+      <w:proofErr w:type="spellEnd"/>
+      <w:r>
+        <w:t xml:space="preserve"> LLM use to </w:t>
+      </w:r>
+      <w:proofErr w:type="spellStart"/>
+      <w:r>
+        <w:t>explanation</w:t>
+      </w:r>
+      <w:proofErr w:type="spellEnd"/>
+      <w:r>
+        <w:t xml:space="preserve"> </w:t>
+      </w:r>
+      <w:proofErr w:type="spellStart"/>
+      <w:r>
+        <w:t>generation</w:t>
+      </w:r>
+      <w:proofErr w:type="spellEnd"/>
+      <w:r>
+        <w:t xml:space="preserve">, the </w:t>
+      </w:r>
+      <w:proofErr w:type="spellStart"/>
+      <w:r>
+        <w:t>hybrid</w:t>
+      </w:r>
+      <w:proofErr w:type="spellEnd"/>
+      <w:r>
+        <w:t xml:space="preserve"> CDSS </w:t>
+      </w:r>
+      <w:proofErr w:type="spellStart"/>
+      <w:r>
+        <w:t>mitigates</w:t>
+      </w:r>
+      <w:proofErr w:type="spellEnd"/>
+      <w:r>
+        <w:t xml:space="preserve"> </w:t>
+      </w:r>
+      <w:proofErr w:type="spellStart"/>
+      <w:r>
+        <w:t>these</w:t>
+      </w:r>
+      <w:proofErr w:type="spellEnd"/>
+      <w:r>
+        <w:t xml:space="preserve"> </w:t>
+      </w:r>
+      <w:proofErr w:type="spellStart"/>
+      <w:r>
+        <w:t>risks</w:t>
+      </w:r>
+      <w:proofErr w:type="spellEnd"/>
+      <w:r>
+        <w:t>.</w:t>
       </w:r>
     </w:p>
     <w:p>
@@ -1628,168 +1701,7 @@
       </w:r>
       <w:proofErr w:type="spellEnd"/>
       <w:r>
-        <w:t xml:space="preserve"> [8]. In </w:t>
-      </w:r>
-      <w:proofErr w:type="spellStart"/>
-      <w:r>
-        <w:t>low-resource</w:t>
-      </w:r>
-      <w:proofErr w:type="spellEnd"/>
-      <w:r>
-        <w:t xml:space="preserve"> settings, </w:t>
-      </w:r>
-      <w:r>
-        <w:rPr>
-          <w:rStyle w:val="lev"/>
-        </w:rPr>
-        <w:t xml:space="preserve">offline </w:t>
-      </w:r>
-      <w:proofErr w:type="spellStart"/>
-      <w:r>
-        <w:rPr>
-          <w:rStyle w:val="lev"/>
-        </w:rPr>
-        <w:t>operation</w:t>
-      </w:r>
-      <w:proofErr w:type="spellEnd"/>
-      <w:r>
-        <w:rPr>
-          <w:rStyle w:val="lev"/>
-        </w:rPr>
-        <w:t xml:space="preserve">, </w:t>
-      </w:r>
-      <w:proofErr w:type="spellStart"/>
-      <w:r>
-        <w:rPr>
-          <w:rStyle w:val="lev"/>
-        </w:rPr>
-        <w:t>zero</w:t>
-      </w:r>
-      <w:proofErr w:type="spellEnd"/>
-      <w:r>
-        <w:rPr>
-          <w:rStyle w:val="lev"/>
-        </w:rPr>
-        <w:t xml:space="preserve"> </w:t>
-      </w:r>
-      <w:proofErr w:type="spellStart"/>
-      <w:r>
-        <w:rPr>
-          <w:rStyle w:val="lev"/>
-        </w:rPr>
-        <w:t>recurring</w:t>
-      </w:r>
-      <w:proofErr w:type="spellEnd"/>
-      <w:r>
-        <w:rPr>
-          <w:rStyle w:val="lev"/>
-        </w:rPr>
-        <w:t xml:space="preserve"> </w:t>
-      </w:r>
-      <w:proofErr w:type="spellStart"/>
-      <w:r>
-        <w:rPr>
-          <w:rStyle w:val="lev"/>
-        </w:rPr>
-        <w:t>costs</w:t>
-      </w:r>
-      <w:proofErr w:type="spellEnd"/>
-      <w:r>
-        <w:rPr>
-          <w:rStyle w:val="lev"/>
-        </w:rPr>
-        <w:t xml:space="preserve">, and transparent </w:t>
-      </w:r>
-      <w:proofErr w:type="spellStart"/>
-      <w:r>
-        <w:rPr>
-          <w:rStyle w:val="lev"/>
-        </w:rPr>
-        <w:t>explanations</w:t>
-      </w:r>
-      <w:proofErr w:type="spellEnd"/>
-      <w:r>
-        <w:t xml:space="preserve"> are essential [20,16,30]. The </w:t>
-      </w:r>
-      <w:proofErr w:type="spellStart"/>
-      <w:r>
-        <w:t>hybrid</w:t>
-      </w:r>
-      <w:proofErr w:type="spellEnd"/>
-      <w:r>
-        <w:t xml:space="preserve"> CDSS </w:t>
-      </w:r>
-      <w:proofErr w:type="spellStart"/>
-      <w:r>
-        <w:t>addresses</w:t>
-      </w:r>
-      <w:proofErr w:type="spellEnd"/>
-      <w:r>
-        <w:t xml:space="preserve"> all </w:t>
-      </w:r>
-      <w:proofErr w:type="spellStart"/>
-      <w:r>
-        <w:t>three</w:t>
-      </w:r>
-      <w:proofErr w:type="spellEnd"/>
-      <w:r>
-        <w:t xml:space="preserve"> </w:t>
-      </w:r>
-      <w:proofErr w:type="spellStart"/>
-      <w:r>
-        <w:t>requirements</w:t>
-      </w:r>
-      <w:proofErr w:type="spellEnd"/>
-      <w:r>
-        <w:t xml:space="preserve">, </w:t>
-      </w:r>
-      <w:proofErr w:type="spellStart"/>
-      <w:r>
-        <w:t>with</w:t>
-      </w:r>
-      <w:proofErr w:type="spellEnd"/>
-      <w:r>
-        <w:t xml:space="preserve"> LLM </w:t>
-      </w:r>
-      <w:proofErr w:type="spellStart"/>
-      <w:r>
-        <w:t>explanations</w:t>
-      </w:r>
-      <w:proofErr w:type="spellEnd"/>
-      <w:r>
-        <w:t xml:space="preserve"> </w:t>
-      </w:r>
-      <w:proofErr w:type="spellStart"/>
-      <w:r>
-        <w:t>referencing</w:t>
-      </w:r>
-      <w:proofErr w:type="spellEnd"/>
-      <w:r>
-        <w:t xml:space="preserve"> </w:t>
-      </w:r>
-      <w:proofErr w:type="spellStart"/>
-      <w:r>
-        <w:t>each</w:t>
-      </w:r>
-      <w:proofErr w:type="spellEnd"/>
-      <w:r>
-        <w:t xml:space="preserve"> </w:t>
-      </w:r>
-      <w:proofErr w:type="spellStart"/>
-      <w:r>
-        <w:t>patient’s</w:t>
-      </w:r>
-      <w:proofErr w:type="spellEnd"/>
-      <w:r>
-        <w:t xml:space="preserve"> </w:t>
-      </w:r>
-      <w:proofErr w:type="spellStart"/>
-      <w:r>
-        <w:t>symptoms</w:t>
-      </w:r>
-      <w:proofErr w:type="spellEnd"/>
-      <w:r>
-        <w:t xml:space="preserve"> [17].</w:t>
+        <w:t xml:space="preserve"> [8]</w:t>
       </w:r>
       <w:r>
         <w:rPr>
@@ -1797,7 +1709,91 @@
           <w:color w:val="C00000"/>
           <w:sz w:val="18"/>
         </w:rPr>
-        <w:t xml:space="preserve"> [CITATION CHECK: in-text [8] points to Meta AI (Llama 3); an explainability-adoption reference (Albahri, ref [7]) appears intended. Confirm.]</w:t>
+        <w:t xml:space="preserve"> [CITATION CHECK #13]</w:t>
+      </w:r>
+      <w:r>
+        <w:t xml:space="preserve">. In </w:t>
+      </w:r>
+      <w:proofErr w:type="spellStart"/>
+      <w:r>
+        <w:t>low-resource</w:t>
+      </w:r>
+      <w:proofErr w:type="spellEnd"/>
+      <w:r>
+        <w:t xml:space="preserve"> settings, </w:t>
+      </w:r>
+      <w:r>
+        <w:rPr>
+          <w:rStyle w:val="lev"/>
+        </w:rPr>
+        <w:t xml:space="preserve">offline </w:t>
+      </w:r>
+      <w:proofErr w:type="spellStart"/>
+      <w:r>
+        <w:rPr>
+          <w:rStyle w:val="lev"/>
+        </w:rPr>
+        <w:t>operation</w:t>
+      </w:r>
+      <w:proofErr w:type="spellEnd"/>
+      <w:r>
+        <w:rPr>
+          <w:rStyle w:val="lev"/>
+        </w:rPr>
+        <w:t xml:space="preserve">, </w:t>
+      </w:r>
+      <w:proofErr w:type="spellStart"/>
+      <w:r>
+        <w:rPr>
+          <w:rStyle w:val="lev"/>
+        </w:rPr>
+        <w:t>zero</w:t>
+      </w:r>
+      <w:proofErr w:type="spellEnd"/>
+      <w:r>
+        <w:rPr>
+          <w:rStyle w:val="lev"/>
+        </w:rPr>
+        <w:t xml:space="preserve"> </w:t>
+      </w:r>
+      <w:proofErr w:type="spellStart"/>
+      <w:r>
+        <w:rPr>
+          <w:rStyle w:val="lev"/>
+        </w:rPr>
+        <w:t>recurring</w:t>
+      </w:r>
+      <w:proofErr w:type="spellEnd"/>
+      <w:r>
+        <w:rPr>
+          <w:rStyle w:val="lev"/>
+        </w:rPr>
+        <w:t xml:space="preserve"> </w:t>
+      </w:r>
+      <w:proofErr w:type="spellStart"/>
+      <w:r>
+        <w:rPr>
+          <w:rStyle w:val="lev"/>
+        </w:rPr>
+        <w:t>costs</w:t>
+      </w:r>
+      <w:proofErr w:type="spellEnd"/>
+      <w:r>
+        <w:rPr>
+          <w:rStyle w:val="lev"/>
+        </w:rPr>
+        <w:t xml:space="preserve">, and transparent </w:t>
+      </w:r>
+      <w:proofErr w:type="spellStart"/>
+      <w:r>
+        <w:rPr>
+          <w:rStyle w:val="lev"/>
+        </w:rPr>
+        <w:t>explanations</w:t>
+      </w:r>
+      <w:proofErr w:type="spellEnd"/>
+      <w:r>
+        <w:t xml:space="preserve"> are essential [20,16,30]</w:t>
       </w:r>
       <w:r>
         <w:rPr>
@@ -1805,7 +1801,90 @@
           <w:color w:val="C00000"/>
           <w:sz w:val="18"/>
         </w:rPr>
-        <w:t xml:space="preserve"> [CITATION CHECK: in-text [20,16,30]: ref [20] is Chen and ref [16] is Zhang; reference [30] DOES NOT EXIST (this list ends at [27]). References on offline AI/cost/transparency (Wahl ref [18]; Agarwal ref [15]; a privacy reference such as Kaissis, which is absent from this list) appear intended. Confirm and add the missing reference.]</w:t>
+        <w:t xml:space="preserve"> [CITATION CHECK #14]</w:t>
+      </w:r>
+      <w:r>
+        <w:t xml:space="preserve">. The </w:t>
+      </w:r>
+      <w:proofErr w:type="spellStart"/>
+      <w:r>
+        <w:t>hybrid</w:t>
+      </w:r>
+      <w:proofErr w:type="spellEnd"/>
+      <w:r>
+        <w:t xml:space="preserve"> CDSS </w:t>
+      </w:r>
+      <w:proofErr w:type="spellStart"/>
+      <w:r>
+        <w:t>addresses</w:t>
+      </w:r>
+      <w:proofErr w:type="spellEnd"/>
+      <w:r>
+        <w:t xml:space="preserve"> all </w:t>
+      </w:r>
+      <w:proofErr w:type="spellStart"/>
+      <w:r>
+        <w:t>three</w:t>
+      </w:r>
+      <w:proofErr w:type="spellEnd"/>
+      <w:r>
+        <w:t xml:space="preserve"> </w:t>
+      </w:r>
+      <w:proofErr w:type="spellStart"/>
+      <w:r>
+        <w:t>requirements</w:t>
+      </w:r>
+      <w:proofErr w:type="spellEnd"/>
+      <w:r>
+        <w:t xml:space="preserve">, </w:t>
+      </w:r>
+      <w:proofErr w:type="spellStart"/>
+      <w:r>
+        <w:t>with</w:t>
+      </w:r>
+      <w:proofErr w:type="spellEnd"/>
+      <w:r>
+        <w:t xml:space="preserve"> LLM </w:t>
+      </w:r>
+      <w:proofErr w:type="spellStart"/>
+      <w:r>
+        <w:t>explanations</w:t>
+      </w:r>
+      <w:proofErr w:type="spellEnd"/>
+      <w:r>
+        <w:t xml:space="preserve"> </w:t>
+      </w:r>
+      <w:proofErr w:type="spellStart"/>
+      <w:r>
+        <w:t>referencing</w:t>
+      </w:r>
+      <w:proofErr w:type="spellEnd"/>
+      <w:r>
+        <w:t xml:space="preserve"> </w:t>
+      </w:r>
+      <w:proofErr w:type="spellStart"/>
+      <w:r>
+        <w:t>each</w:t>
+      </w:r>
+      <w:proofErr w:type="spellEnd"/>
+      <w:r>
+        <w:t xml:space="preserve"> </w:t>
+      </w:r>
+      <w:proofErr w:type="spellStart"/>
+      <w:r>
+        <w:t>patient’s</w:t>
+      </w:r>
+      <w:proofErr w:type="spellEnd"/>
+      <w:r>
+        <w:t xml:space="preserve"> </w:t>
+      </w:r>
+      <w:proofErr w:type="spellStart"/>
+      <w:r>
+        <w:t>symptoms</w:t>
+      </w:r>
+      <w:proofErr w:type="spellEnd"/>
+      <w:r>
+        <w:t xml:space="preserve"> [17]</w:t>
       </w:r>
       <w:r>
         <w:rPr>
@@ -1813,7 +1892,10 @@
           <w:color w:val="C00000"/>
           <w:sz w:val="18"/>
         </w:rPr>
-        <w:t xml:space="preserve"> [CITATION CHECK: in-text [17] points to Marsh (life-threatening malaria); a prompt-engineering reference (Zhang, ref [16]) appears intended. Confirm.]</w:t>
+        <w:t xml:space="preserve"> [CITATION CHECK #15]</w:t>
+      </w:r>
+      <w:r>
+        <w:t xml:space="preserve">.</w:t>
       </w:r>
     </w:p>
     <w:p>
@@ -2171,7 +2253,7 @@
         <w:t>Publicly available:</w:t>
       </w:r>
       <w:r>
-        <w:t xml:space="preserve"> 1,622 cases from Kaggle Malaria Diagnosis Dataset [27] </w:t>
+        <w:t xml:space="preserve"> 1,622 cases from Kaggle Malaria Diagnosis Dataset [27]</w:t>
       </w:r>
       <w:r>
         <w:rPr>
@@ -2179,7 +2261,10 @@
           <w:color w:val="C00000"/>
           <w:sz w:val="18"/>
         </w:rPr>
-        <w:t xml:space="preserve"> [CITATION CHECK: in-text [27] points to Dietterich (statistical tests); the Kaggle dataset is ref [22] (Programmer3). Confirm.]</w:t>
+        <w:t xml:space="preserve"> [CITATION CHECK #16]</w:t>
+      </w:r>
+      <w:r>
+        <w:t xml:space="preserve"> </w:t>
       </w:r>
     </w:p>
     <w:p>
@@ -2886,7 +2971,7 @@
           <w:color w:val="C00000"/>
           <w:sz w:val="18"/>
         </w:rPr>
-        <w:t xml:space="preserve"> [CITATION CHECK: in-text [2,18]: ref [2] (WHO Guidelines) fits, but ref [18] is Wahl (AI in global health); a clinical-severity-indicators reference (Marsh, ref [17]) appears intended. Confirm.]</w:t>
+        <w:t xml:space="preserve">  [CITATION CHECK #17]</w:t>
       </w:r>
     </w:p>
     <w:p>
@@ -9079,6 +9164,990 @@
       <w:bookmarkStart w:id="0" w:name="_GoBack"/>
       <w:bookmarkEnd w:id="0"/>
     </w:p>
+    <w:p/>
+    <w:p>
+      <w:pPr>
+        <w:pStyle w:val="Titre1"/>
+      </w:pPr>
+      <w:r>
+        <w:t>Citation Checks - for author review</w:t>
+      </w:r>
+    </w:p>
+    <w:p>
+      <w:r>
+        <w:t>The in-text citations below do not match their current reference-list entries. Reference numbers have been left UNCHANGED; please confirm the intended source for each. The "Likely intended" column is advisory only. (Note: flags #1 and #2 are the two citations in the opening Introduction paragraph; they were a single combined note previously and are now split so each in-text citation has its own marker.)</w:t>
+      </w:r>
+    </w:p>
+    <w:tbl>
+      <w:tblPr>
+        <w:tblStyle w:val="Grilledutableau"/>
+        <w:tblW w:type="auto" w:w="0"/>
+        <w:tblLook w:firstColumn="1" w:firstRow="1" w:lastColumn="0" w:lastRow="0" w:noHBand="0" w:noVBand="1" w:val="04A0"/>
+      </w:tblPr>
+      <w:tblGrid>
+        <w:gridCol w:w="1805"/>
+        <w:gridCol w:w="1805"/>
+        <w:gridCol w:w="1805"/>
+        <w:gridCol w:w="1805"/>
+        <w:gridCol w:w="1805"/>
+      </w:tblGrid>
+      <w:tr>
+        <w:tc>
+          <w:tcPr>
+            <w:tcW w:type="dxa" w:w="1805"/>
+          </w:tcPr>
+          <w:p>
+            <w:r/>
+            <w:r>
+              <w:rPr>
+                <w:b/>
+              </w:rPr>
+              <w:t>Flag #</w:t>
+            </w:r>
+          </w:p>
+        </w:tc>
+        <w:tc>
+          <w:tcPr>
+            <w:tcW w:type="dxa" w:w="1805"/>
+          </w:tcPr>
+          <w:p>
+            <w:r/>
+            <w:r>
+              <w:rPr>
+                <w:b/>
+              </w:rPr>
+              <w:t>In-text citation</w:t>
+            </w:r>
+          </w:p>
+        </w:tc>
+        <w:tc>
+          <w:tcPr>
+            <w:tcW w:type="dxa" w:w="1805"/>
+          </w:tcPr>
+          <w:p>
+            <w:r/>
+            <w:r>
+              <w:rPr>
+                <w:b/>
+              </w:rPr>
+              <w:t>Claim</w:t>
+            </w:r>
+          </w:p>
+        </w:tc>
+        <w:tc>
+          <w:tcPr>
+            <w:tcW w:type="dxa" w:w="1805"/>
+          </w:tcPr>
+          <w:p>
+            <w:r/>
+            <w:r>
+              <w:rPr>
+                <w:b/>
+              </w:rPr>
+              <w:t>Currently points to</w:t>
+            </w:r>
+          </w:p>
+        </w:tc>
+        <w:tc>
+          <w:tcPr>
+            <w:tcW w:type="dxa" w:w="1805"/>
+          </w:tcPr>
+          <w:p>
+            <w:r/>
+            <w:r>
+              <w:rPr>
+                <w:b/>
+              </w:rPr>
+              <w:t>Likely intended (advisory)</w:t>
+            </w:r>
+          </w:p>
+        </w:tc>
+      </w:tr>
+      <w:tr>
+        <w:tc>
+          <w:tcPr>
+            <w:tcW w:type="dxa" w:w="1805"/>
+          </w:tcPr>
+          <w:p>
+            <w:r>
+              <w:t>#1</w:t>
+            </w:r>
+          </w:p>
+        </w:tc>
+        <w:tc>
+          <w:tcPr>
+            <w:tcW w:type="dxa" w:w="1805"/>
+          </w:tcPr>
+          <w:p>
+            <w:r>
+              <w:t>[10]</w:t>
+            </w:r>
+          </w:p>
+        </w:tc>
+        <w:tc>
+          <w:tcPr>
+            <w:tcW w:type="dxa" w:w="1805"/>
+          </w:tcPr>
+          <w:p>
+            <w:r>
+              <w:t>WHO disease-burden figures (249M cases / 608,000 deaths, 2022)</w:t>
+            </w:r>
+          </w:p>
+        </w:tc>
+        <w:tc>
+          <w:tcPr>
+            <w:tcW w:type="dxa" w:w="1805"/>
+          </w:tcPr>
+          <w:p>
+            <w:r>
+              <w:t>[10] Cunningham et al. (RDT accuracy)</w:t>
+            </w:r>
+          </w:p>
+        </w:tc>
+        <w:tc>
+          <w:tcPr>
+            <w:tcW w:type="dxa" w:w="1805"/>
+          </w:tcPr>
+          <w:p>
+            <w:r>
+              <w:t>[9] WHO World Malaria Report</w:t>
+            </w:r>
+          </w:p>
+        </w:tc>
+      </w:tr>
+      <w:tr>
+        <w:tc>
+          <w:tcPr>
+            <w:tcW w:type="dxa" w:w="1805"/>
+          </w:tcPr>
+          <w:p>
+            <w:r>
+              <w:t>#2</w:t>
+            </w:r>
+          </w:p>
+        </w:tc>
+        <w:tc>
+          <w:tcPr>
+            <w:tcW w:type="dxa" w:w="1805"/>
+          </w:tcPr>
+          <w:p>
+            <w:r>
+              <w:t>[23]</w:t>
+            </w:r>
+          </w:p>
+        </w:tc>
+        <w:tc>
+          <w:tcPr>
+            <w:tcW w:type="dxa" w:w="1805"/>
+          </w:tcPr>
+          <w:p>
+            <w:r>
+              <w:t>Malaria economic / health-system burden</w:t>
+            </w:r>
+          </w:p>
+        </w:tc>
+        <w:tc>
+          <w:tcPr>
+            <w:tcW w:type="dxa" w:w="1805"/>
+          </w:tcPr>
+          <w:p>
+            <w:r>
+              <w:t>[23] McNemar 1947 (statistical test)</w:t>
+            </w:r>
+          </w:p>
+        </w:tc>
+        <w:tc>
+          <w:tcPr>
+            <w:tcW w:type="dxa" w:w="1805"/>
+          </w:tcPr>
+          <w:p>
+            <w:r>
+              <w:t>Ambiguous - confirm (e.g. WHO World Malaria Report [9])</w:t>
+            </w:r>
+          </w:p>
+        </w:tc>
+      </w:tr>
+      <w:tr>
+        <w:tc>
+          <w:tcPr>
+            <w:tcW w:type="dxa" w:w="1805"/>
+          </w:tcPr>
+          <w:p>
+            <w:r>
+              <w:t>#3</w:t>
+            </w:r>
+          </w:p>
+        </w:tc>
+        <w:tc>
+          <w:tcPr>
+            <w:tcW w:type="dxa" w:w="1805"/>
+          </w:tcPr>
+          <w:p>
+            <w:r>
+              <w:t>[2,11]</w:t>
+            </w:r>
+          </w:p>
+        </w:tc>
+        <w:tc>
+          <w:tcPr>
+            <w:tcW w:type="dxa" w:w="1805"/>
+          </w:tcPr>
+          <w:p>
+            <w:r>
+              <w:t>Microscopy and rapid diagnostic tests (RDTs)</w:t>
+            </w:r>
+          </w:p>
+        </w:tc>
+        <w:tc>
+          <w:tcPr>
+            <w:tcW w:type="dxa" w:w="1805"/>
+          </w:tcPr>
+          <w:p>
+            <w:r>
+              <w:t>[2] WHO Guidelines (OK); [11] Garcez (neural-symbolic computing)</w:t>
+            </w:r>
+          </w:p>
+        </w:tc>
+        <w:tc>
+          <w:tcPr>
+            <w:tcW w:type="dxa" w:w="1805"/>
+          </w:tcPr>
+          <w:p>
+            <w:r>
+              <w:t>[10] Cunningham (RDT accuracy)</w:t>
+            </w:r>
+          </w:p>
+        </w:tc>
+      </w:tr>
+      <w:tr>
+        <w:tc>
+          <w:tcPr>
+            <w:tcW w:type="dxa" w:w="1805"/>
+          </w:tcPr>
+          <w:p>
+            <w:r>
+              <w:t>#4</w:t>
+            </w:r>
+          </w:p>
+        </w:tc>
+        <w:tc>
+          <w:tcPr>
+            <w:tcW w:type="dxa" w:w="1805"/>
+          </w:tcPr>
+          <w:p>
+            <w:r>
+              <w:t>[7,14]</w:t>
+            </w:r>
+          </w:p>
+        </w:tc>
+        <w:tc>
+          <w:tcPr>
+            <w:tcW w:type="dxa" w:w="1805"/>
+          </w:tcPr>
+          <w:p>
+            <w:r>
+              <w:t>Rule-based CDSS assisting health workers</w:t>
+            </w:r>
+          </w:p>
+        </w:tc>
+        <w:tc>
+          <w:tcPr>
+            <w:tcW w:type="dxa" w:w="1805"/>
+          </w:tcPr>
+          <w:p>
+            <w:r>
+              <w:t>[7] Albahri (explainable AI); [14] Lievin (LLM reasoning)</w:t>
+            </w:r>
+          </w:p>
+        </w:tc>
+        <w:tc>
+          <w:tcPr>
+            <w:tcW w:type="dxa" w:w="1805"/>
+          </w:tcPr>
+          <w:p>
+            <w:r>
+              <w:t>[6] Sutton; [13] Abu-Naser</w:t>
+            </w:r>
+          </w:p>
+        </w:tc>
+      </w:tr>
+      <w:tr>
+        <w:tc>
+          <w:tcPr>
+            <w:tcW w:type="dxa" w:w="1805"/>
+          </w:tcPr>
+          <w:p>
+            <w:r>
+              <w:t>#5</w:t>
+            </w:r>
+          </w:p>
+        </w:tc>
+        <w:tc>
+          <w:tcPr>
+            <w:tcW w:type="dxa" w:w="1805"/>
+          </w:tcPr>
+          <w:p>
+            <w:r>
+              <w:t>[5,3,15]</w:t>
+            </w:r>
+          </w:p>
+        </w:tc>
+        <w:tc>
+          <w:tcPr>
+            <w:tcW w:type="dxa" w:w="1805"/>
+          </w:tcPr>
+          <w:p>
+            <w:r>
+              <w:t>LLM clinical-reasoning capabilities</w:t>
+            </w:r>
+          </w:p>
+        </w:tc>
+        <w:tc>
+          <w:tcPr>
+            <w:tcW w:type="dxa" w:w="1805"/>
+          </w:tcPr>
+          <w:p>
+            <w:r>
+              <w:t>[5] Rajaraman (image detection); [3] Wang (OK); [15] Agarwal (mHealth)</w:t>
+            </w:r>
+          </w:p>
+        </w:tc>
+        <w:tc>
+          <w:tcPr>
+            <w:tcW w:type="dxa" w:w="1805"/>
+          </w:tcPr>
+          <w:p>
+            <w:r>
+              <w:t>[4] Kung; [3] Wang; [14] Lievin</w:t>
+            </w:r>
+          </w:p>
+        </w:tc>
+      </w:tr>
+      <w:tr>
+        <w:tc>
+          <w:tcPr>
+            <w:tcW w:type="dxa" w:w="1805"/>
+          </w:tcPr>
+          <w:p>
+            <w:r>
+              <w:t>#6</w:t>
+            </w:r>
+          </w:p>
+        </w:tc>
+        <w:tc>
+          <w:tcPr>
+            <w:tcW w:type="dxa" w:w="1805"/>
+          </w:tcPr>
+          <w:p>
+            <w:r>
+              <w:t>[22,20]</w:t>
+            </w:r>
+          </w:p>
+        </w:tc>
+        <w:tc>
+          <w:tcPr>
+            <w:tcW w:type="dxa" w:w="1805"/>
+          </w:tcPr>
+          <w:p>
+            <w:r>
+              <w:t>LLM hallucination, inconsistency, cloud-API privacy</w:t>
+            </w:r>
+          </w:p>
+        </w:tc>
+        <w:tc>
+          <w:tcPr>
+            <w:tcW w:type="dxa" w:w="1805"/>
+          </w:tcPr>
+          <w:p>
+            <w:r>
+              <w:t>[22] Kaggle dataset; [20] Chen (hallucination - plausible)</w:t>
+            </w:r>
+          </w:p>
+        </w:tc>
+        <w:tc>
+          <w:tcPr>
+            <w:tcW w:type="dxa" w:w="1805"/>
+          </w:tcPr>
+          <w:p>
+            <w:r>
+              <w:t>[20] Chen; [18] Wahl</w:t>
+            </w:r>
+          </w:p>
+        </w:tc>
+      </w:tr>
+      <w:tr>
+        <w:tc>
+          <w:tcPr>
+            <w:tcW w:type="dxa" w:w="1805"/>
+          </w:tcPr>
+          <w:p>
+            <w:r>
+              <w:t>#7</w:t>
+            </w:r>
+          </w:p>
+        </w:tc>
+        <w:tc>
+          <w:tcPr>
+            <w:tcW w:type="dxa" w:w="1805"/>
+          </w:tcPr>
+          <w:p>
+            <w:r>
+              <w:t>[14]</w:t>
+            </w:r>
+          </w:p>
+        </w:tc>
+        <w:tc>
+          <w:tcPr>
+            <w:tcW w:type="dxa" w:w="1805"/>
+          </w:tcPr>
+          <w:p>
+            <w:r>
+              <w:t>Expert-systems history (ONCOCIN / MYCIN)</w:t>
+            </w:r>
+          </w:p>
+        </w:tc>
+        <w:tc>
+          <w:tcPr>
+            <w:tcW w:type="dxa" w:w="1805"/>
+          </w:tcPr>
+          <w:p>
+            <w:r>
+              <w:t>[14] Lievin (LLM reasoning)</w:t>
+            </w:r>
+          </w:p>
+        </w:tc>
+        <w:tc>
+          <w:tcPr>
+            <w:tcW w:type="dxa" w:w="1805"/>
+          </w:tcPr>
+          <w:p>
+            <w:r>
+              <w:t>[13] Abu-Naser</w:t>
+            </w:r>
+          </w:p>
+        </w:tc>
+      </w:tr>
+      <w:tr>
+        <w:tc>
+          <w:tcPr>
+            <w:tcW w:type="dxa" w:w="1805"/>
+          </w:tcPr>
+          <w:p>
+            <w:r>
+              <w:t>#8</w:t>
+            </w:r>
+          </w:p>
+        </w:tc>
+        <w:tc>
+          <w:tcPr>
+            <w:tcW w:type="dxa" w:w="1805"/>
+          </w:tcPr>
+          <w:p>
+            <w:r>
+              <w:t>[7]</w:t>
+            </w:r>
+          </w:p>
+        </w:tc>
+        <w:tc>
+          <w:tcPr>
+            <w:tcW w:type="dxa" w:w="1805"/>
+          </w:tcPr>
+          <w:p>
+            <w:r>
+              <w:t>Rigid rule-tree limitations in malaria</w:t>
+            </w:r>
+          </w:p>
+        </w:tc>
+        <w:tc>
+          <w:tcPr>
+            <w:tcW w:type="dxa" w:w="1805"/>
+          </w:tcPr>
+          <w:p>
+            <w:r>
+              <w:t>[7] Albahri (explainable AI)</w:t>
+            </w:r>
+          </w:p>
+        </w:tc>
+        <w:tc>
+          <w:tcPr>
+            <w:tcW w:type="dxa" w:w="1805"/>
+          </w:tcPr>
+          <w:p>
+            <w:r>
+              <w:t>[6] Sutton (CDSS limitations)</w:t>
+            </w:r>
+          </w:p>
+        </w:tc>
+      </w:tr>
+      <w:tr>
+        <w:tc>
+          <w:tcPr>
+            <w:tcW w:type="dxa" w:w="1805"/>
+          </w:tcPr>
+          <w:p>
+            <w:r>
+              <w:t>#9</w:t>
+            </w:r>
+          </w:p>
+        </w:tc>
+        <w:tc>
+          <w:tcPr>
+            <w:tcW w:type="dxa" w:w="1805"/>
+          </w:tcPr>
+          <w:p>
+            <w:r>
+              <w:t>[6]</w:t>
+            </w:r>
+          </w:p>
+        </w:tc>
+        <w:tc>
+          <w:tcPr>
+            <w:tcW w:type="dxa" w:w="1805"/>
+          </w:tcPr>
+          <w:p>
+            <w:r>
+              <w:t>Deep learning for parasite detection (microscopy images)</w:t>
+            </w:r>
+          </w:p>
+        </w:tc>
+        <w:tc>
+          <w:tcPr>
+            <w:tcW w:type="dxa" w:w="1805"/>
+          </w:tcPr>
+          <w:p>
+            <w:r>
+              <w:t>[6] Sutton (CDSS)</w:t>
+            </w:r>
+          </w:p>
+        </w:tc>
+        <w:tc>
+          <w:tcPr>
+            <w:tcW w:type="dxa" w:w="1805"/>
+          </w:tcPr>
+          <w:p>
+            <w:r>
+              <w:t>[5] Rajaraman</w:t>
+            </w:r>
+          </w:p>
+        </w:tc>
+      </w:tr>
+      <w:tr>
+        <w:tc>
+          <w:tcPr>
+            <w:tcW w:type="dxa" w:w="1805"/>
+          </w:tcPr>
+          <w:p>
+            <w:r>
+              <w:t>#10</w:t>
+            </w:r>
+          </w:p>
+        </w:tc>
+        <w:tc>
+          <w:tcPr>
+            <w:tcW w:type="dxa" w:w="1805"/>
+          </w:tcPr>
+          <w:p>
+            <w:r>
+              <w:t>[11]</w:t>
+            </w:r>
+          </w:p>
+        </w:tc>
+        <w:tc>
+          <w:tcPr>
+            <w:tcW w:type="dxa" w:w="1805"/>
+          </w:tcPr>
+          <w:p>
+            <w:r>
+              <w:t>Symptom-based CDSS suited to rural settings</w:t>
+            </w:r>
+          </w:p>
+        </w:tc>
+        <w:tc>
+          <w:tcPr>
+            <w:tcW w:type="dxa" w:w="1805"/>
+          </w:tcPr>
+          <w:p>
+            <w:r>
+              <w:t>[11] Garcez (neural-symbolic computing)</w:t>
+            </w:r>
+          </w:p>
+        </w:tc>
+        <w:tc>
+          <w:tcPr>
+            <w:tcW w:type="dxa" w:w="1805"/>
+          </w:tcPr>
+          <w:p>
+            <w:r>
+              <w:t>[10] Cunningham (RDTs)</w:t>
+            </w:r>
+          </w:p>
+        </w:tc>
+      </w:tr>
+      <w:tr>
+        <w:tc>
+          <w:tcPr>
+            <w:tcW w:type="dxa" w:w="1805"/>
+          </w:tcPr>
+          <w:p>
+            <w:r>
+              <w:t>#11</w:t>
+            </w:r>
+          </w:p>
+        </w:tc>
+        <w:tc>
+          <w:tcPr>
+            <w:tcW w:type="dxa" w:w="1805"/>
+          </w:tcPr>
+          <w:p>
+            <w:r>
+              <w:t>[1,3,5,15]</w:t>
+            </w:r>
+          </w:p>
+        </w:tc>
+        <w:tc>
+          <w:tcPr>
+            <w:tcW w:type="dxa" w:w="1805"/>
+          </w:tcPr>
+          <w:p>
+            <w:r>
+              <w:t>LLMs generating differential diagnoses / recommendations</w:t>
+            </w:r>
+          </w:p>
+        </w:tc>
+        <w:tc>
+          <w:tcPr>
+            <w:tcW w:type="dxa" w:w="1805"/>
+          </w:tcPr>
+          <w:p>
+            <w:r>
+              <w:t>[1] Zhou (OK); [3] Wang (OK); [5] Rajaraman (image); [15] Agarwal (mHealth)</w:t>
+            </w:r>
+          </w:p>
+        </w:tc>
+        <w:tc>
+          <w:tcPr>
+            <w:tcW w:type="dxa" w:w="1805"/>
+          </w:tcPr>
+          <w:p>
+            <w:r>
+              <w:t>[4] Kung; [14] Lievin (replace [5],[15])</w:t>
+            </w:r>
+          </w:p>
+        </w:tc>
+      </w:tr>
+      <w:tr>
+        <w:tc>
+          <w:tcPr>
+            <w:tcW w:type="dxa" w:w="1805"/>
+          </w:tcPr>
+          <w:p>
+            <w:r>
+              <w:t>#12</w:t>
+            </w:r>
+          </w:p>
+        </w:tc>
+        <w:tc>
+          <w:tcPr>
+            <w:tcW w:type="dxa" w:w="1805"/>
+          </w:tcPr>
+          <w:p>
+            <w:r>
+              <w:t>[22,21]</w:t>
+            </w:r>
+          </w:p>
+        </w:tc>
+        <w:tc>
+          <w:tcPr>
+            <w:tcW w:type="dxa" w:w="1805"/>
+          </w:tcPr>
+          <w:p>
+            <w:r>
+              <w:t>LLM hallucination / bias for underrepresented populations</w:t>
+            </w:r>
+          </w:p>
+        </w:tc>
+        <w:tc>
+          <w:tcPr>
+            <w:tcW w:type="dxa" w:w="1805"/>
+          </w:tcPr>
+          <w:p>
+            <w:r>
+              <w:t>[22] Kaggle dataset; [21] Ashley &amp; Phyo (antimalarials)</w:t>
+            </w:r>
+          </w:p>
+        </w:tc>
+        <w:tc>
+          <w:tcPr>
+            <w:tcW w:type="dxa" w:w="1805"/>
+          </w:tcPr>
+          <w:p>
+            <w:r>
+              <w:t>[20] Chen; [19] Wang Y</w:t>
+            </w:r>
+          </w:p>
+        </w:tc>
+      </w:tr>
+      <w:tr>
+        <w:tc>
+          <w:tcPr>
+            <w:tcW w:type="dxa" w:w="1805"/>
+          </w:tcPr>
+          <w:p>
+            <w:r>
+              <w:t>#13</w:t>
+            </w:r>
+          </w:p>
+        </w:tc>
+        <w:tc>
+          <w:tcPr>
+            <w:tcW w:type="dxa" w:w="1805"/>
+          </w:tcPr>
+          <w:p>
+            <w:r>
+              <w:t>[8]</w:t>
+            </w:r>
+          </w:p>
+        </w:tc>
+        <w:tc>
+          <w:tcPr>
+            <w:tcW w:type="dxa" w:w="1805"/>
+          </w:tcPr>
+          <w:p>
+            <w:r>
+              <w:t>Explainability improves clinician adoption</w:t>
+            </w:r>
+          </w:p>
+        </w:tc>
+        <w:tc>
+          <w:tcPr>
+            <w:tcW w:type="dxa" w:w="1805"/>
+          </w:tcPr>
+          <w:p>
+            <w:r>
+              <w:t>[8] Meta AI (Llama 3)</w:t>
+            </w:r>
+          </w:p>
+        </w:tc>
+        <w:tc>
+          <w:tcPr>
+            <w:tcW w:type="dxa" w:w="1805"/>
+          </w:tcPr>
+          <w:p>
+            <w:r>
+              <w:t>[7] Albahri</w:t>
+            </w:r>
+          </w:p>
+        </w:tc>
+      </w:tr>
+      <w:tr>
+        <w:tc>
+          <w:tcPr>
+            <w:tcW w:type="dxa" w:w="1805"/>
+          </w:tcPr>
+          <w:p>
+            <w:r>
+              <w:t>#14</w:t>
+            </w:r>
+          </w:p>
+        </w:tc>
+        <w:tc>
+          <w:tcPr>
+            <w:tcW w:type="dxa" w:w="1805"/>
+          </w:tcPr>
+          <w:p>
+            <w:r>
+              <w:t>[20,16,30]</w:t>
+            </w:r>
+          </w:p>
+        </w:tc>
+        <w:tc>
+          <w:tcPr>
+            <w:tcW w:type="dxa" w:w="1805"/>
+          </w:tcPr>
+          <w:p>
+            <w:r>
+              <w:t>Offline operation, zero cost, transparency</w:t>
+            </w:r>
+          </w:p>
+        </w:tc>
+        <w:tc>
+          <w:tcPr>
+            <w:tcW w:type="dxa" w:w="1805"/>
+          </w:tcPr>
+          <w:p>
+            <w:r>
+              <w:t>[20] Chen; [16] Zhang; [30] DOES NOT EXIST (list ends at [27])</w:t>
+            </w:r>
+          </w:p>
+        </w:tc>
+        <w:tc>
+          <w:tcPr>
+            <w:tcW w:type="dxa" w:w="1805"/>
+          </w:tcPr>
+          <w:p>
+            <w:r>
+              <w:t>[18] Wahl; [15] Agarwal; + a privacy ref (e.g. Kaissis) - missing from list</w:t>
+            </w:r>
+          </w:p>
+        </w:tc>
+      </w:tr>
+      <w:tr>
+        <w:tc>
+          <w:tcPr>
+            <w:tcW w:type="dxa" w:w="1805"/>
+          </w:tcPr>
+          <w:p>
+            <w:r>
+              <w:t>#15</w:t>
+            </w:r>
+          </w:p>
+        </w:tc>
+        <w:tc>
+          <w:tcPr>
+            <w:tcW w:type="dxa" w:w="1805"/>
+          </w:tcPr>
+          <w:p>
+            <w:r>
+              <w:t>[17]</w:t>
+            </w:r>
+          </w:p>
+        </w:tc>
+        <w:tc>
+          <w:tcPr>
+            <w:tcW w:type="dxa" w:w="1805"/>
+          </w:tcPr>
+          <w:p>
+            <w:r>
+              <w:t>LLM prompt engineering / symptom-referencing explanations</w:t>
+            </w:r>
+          </w:p>
+        </w:tc>
+        <w:tc>
+          <w:tcPr>
+            <w:tcW w:type="dxa" w:w="1805"/>
+          </w:tcPr>
+          <w:p>
+            <w:r>
+              <w:t>[17] Marsh (life-threatening malaria)</w:t>
+            </w:r>
+          </w:p>
+        </w:tc>
+        <w:tc>
+          <w:tcPr>
+            <w:tcW w:type="dxa" w:w="1805"/>
+          </w:tcPr>
+          <w:p>
+            <w:r>
+              <w:t>[16] Zhang</w:t>
+            </w:r>
+          </w:p>
+        </w:tc>
+      </w:tr>
+      <w:tr>
+        <w:tc>
+          <w:tcPr>
+            <w:tcW w:type="dxa" w:w="1805"/>
+          </w:tcPr>
+          <w:p>
+            <w:r>
+              <w:t>#16</w:t>
+            </w:r>
+          </w:p>
+        </w:tc>
+        <w:tc>
+          <w:tcPr>
+            <w:tcW w:type="dxa" w:w="1805"/>
+          </w:tcPr>
+          <w:p>
+            <w:r>
+              <w:t>[27]</w:t>
+            </w:r>
+          </w:p>
+        </w:tc>
+        <w:tc>
+          <w:tcPr>
+            <w:tcW w:type="dxa" w:w="1805"/>
+          </w:tcPr>
+          <w:p>
+            <w:r>
+              <w:t>Kaggle Malaria Diagnosis Dataset</w:t>
+            </w:r>
+          </w:p>
+        </w:tc>
+        <w:tc>
+          <w:tcPr>
+            <w:tcW w:type="dxa" w:w="1805"/>
+          </w:tcPr>
+          <w:p>
+            <w:r>
+              <w:t>[27] Dietterich (statistical tests)</w:t>
+            </w:r>
+          </w:p>
+        </w:tc>
+        <w:tc>
+          <w:tcPr>
+            <w:tcW w:type="dxa" w:w="1805"/>
+          </w:tcPr>
+          <w:p>
+            <w:r>
+              <w:t>[22] Programmer3 (Kaggle dataset)</w:t>
+            </w:r>
+          </w:p>
+        </w:tc>
+      </w:tr>
+      <w:tr>
+        <w:tc>
+          <w:tcPr>
+            <w:tcW w:type="dxa" w:w="1805"/>
+          </w:tcPr>
+          <w:p>
+            <w:r>
+              <w:t>#17</w:t>
+            </w:r>
+          </w:p>
+        </w:tc>
+        <w:tc>
+          <w:tcPr>
+            <w:tcW w:type="dxa" w:w="1805"/>
+          </w:tcPr>
+          <w:p>
+            <w:r>
+              <w:t>[2,18]</w:t>
+            </w:r>
+          </w:p>
+        </w:tc>
+        <w:tc>
+          <w:tcPr>
+            <w:tcW w:type="dxa" w:w="1805"/>
+          </w:tcPr>
+          <w:p>
+            <w:r>
+              <w:t>Four-tier rules based on WHO severity guidelines</w:t>
+            </w:r>
+          </w:p>
+        </w:tc>
+        <w:tc>
+          <w:tcPr>
+            <w:tcW w:type="dxa" w:w="1805"/>
+          </w:tcPr>
+          <w:p>
+            <w:r>
+              <w:t>[2] WHO Guidelines (OK); [18] Wahl (AI in global health)</w:t>
+            </w:r>
+          </w:p>
+        </w:tc>
+        <w:tc>
+          <w:tcPr>
+            <w:tcW w:type="dxa" w:w="1805"/>
+          </w:tcPr>
+          <w:p>
+            <w:r>
+              <w:t>[17] Marsh (clinical severity indicators)</w:t>
+            </w:r>
+          </w:p>
+        </w:tc>
+      </w:tr>
+    </w:tbl>
     <w:sectPr>
       <w:headerReference w:type="default" r:id="rId14"/>
       <w:footerReference w:type="default" r:id="rId15"/>
